--- a/信息可视化/Output/教案/教案_第8周_终极冲刺：让不可见的大规模情感被视觉感知.docx
+++ b/信息可视化/Output/教案/教案_第8周_终极冲刺：让不可见的大规模情感被视觉感知.docx
@@ -299,29 +299,6 @@
                 <w:kern w:val="0"/>
                 <w:sz w:val="24"/>
               </w:rPr>
-              <w:t xml:space="preserve">24数字媒体艺术影视班：第 8 周，周五1-5节</w:t>
-            </w:r>
-          </w:p>
-          <w:p>
-            <w:pPr>
-              <w:widowControl/>
-              <w:spacing w:before="40" w:after="40" w:line="400" w:lineRule="exact"/>
-              <w:ind w:left="57" w:firstLineChars="100" w:firstLine="240"/>
-              <w:jc w:val="center"/>
-              <w:rPr>
-                <w:rFonts w:ascii="FangSong_GB2312" w:eastAsia="FangSong_GB2312" w:hAnsi="FangSong_GB2312" w:cs="FangSong_GB2312"/>
-                <w:color w:val="333333"/>
-                <w:kern w:val="0"/>
-                <w:sz w:val="24"/>
-              </w:rPr>
-            </w:pPr>
-            <w:r>
-              <w:rPr>
-                <w:rFonts w:ascii="FangSong_GB2312" w:eastAsia="FangSong_GB2312" w:hAnsi="FangSong_GB2312" w:cs="FangSong_GB2312" w:hint="eastAsia"/>
-                <w:color w:val="333333"/>
-                <w:kern w:val="0"/>
-                <w:sz w:val="24"/>
-              </w:rPr>
               <w:t xml:space="preserve">24数字媒体艺术游戏班：第 18 周，周五2-5节</w:t>
             </w:r>
           </w:p>
@@ -939,7 +916,7 @@
                 <w:kern w:val="0"/>
                 <w:sz w:val="24"/>
               </w:rPr>
-              <w:t xml:space="preserve">必读书目：</w:t>
+              <w:t xml:space="preserve">课前指定阅读教材与章节：</w:t>
             </w:r>
           </w:p>
           <w:p>
@@ -963,7 +940,7 @@
                 <w:kern w:val="0"/>
                 <w:sz w:val="24"/>
               </w:rPr>
-              <w:t xml:space="preserve">郝亚维, 张博文：信息可视化设计[M]. 电子工业出版社, 2023.</w:t>
+              <w:t xml:space="preserve">《信息可视化设计》全书综合复习</w:t>
             </w:r>
           </w:p>
         </w:tc>

--- a/信息可视化/Output/教案/教案_第8周_终极冲刺：让不可见的大规模情感被视觉感知.docx
+++ b/信息可视化/Output/教案/教案_第8周_终极冲刺：让不可见的大规模情感被视觉感知.docx
@@ -36,8 +36,8 @@
       </w:tblPr>
       <w:tblGrid>
         <w:gridCol w:w="1246"/>
-        <w:gridCol w:w="3894"/>
-        <w:gridCol w:w="3810"/>
+        <w:gridCol w:w="1740"/>
+        <w:gridCol w:w="5964"/>
       </w:tblGrid>
       <w:tr>
         <w:trPr>
@@ -66,15 +66,15 @@
               <w:jc w:val="center"/>
               <w:rPr>
                 <w:rFonts w:ascii="FangSong_GB2312" w:eastAsia="FangSong_GB2312" w:hAnsi="FangSong_GB2312" w:cs="FangSong_GB2312"/>
-                <w:color w:val="333333"/>
-                <w:kern w:val="0"/>
-                <w:sz w:val="24"/>
-              </w:rPr>
-            </w:pPr>
-            <w:r>
-              <w:rPr>
-                <w:rFonts w:ascii="FangSong_GB2312" w:eastAsia="FangSong_GB2312" w:hAnsi="FangSong_GB2312" w:cs="FangSong_GB2312" w:hint="eastAsia"/>
-                <w:color w:val="FF0000"/>
+                <w:color w:val="000000"/>
+                <w:kern w:val="0"/>
+                <w:sz w:val="24"/>
+              </w:rPr>
+            </w:pPr>
+            <w:r>
+              <w:rPr>
+                <w:rFonts w:ascii="FangSong_GB2312" w:eastAsia="FangSong_GB2312" w:hAnsi="FangSong_GB2312" w:cs="FangSong_GB2312" w:hint="eastAsia"/>
+                <w:color w:val="000000"/>
                 <w:kern w:val="0"/>
                 <w:sz w:val="24"/>
               </w:rPr>
@@ -106,15 +106,15 @@
               <w:jc w:val="center"/>
               <w:rPr>
                 <w:rFonts w:ascii="FangSong_GB2312" w:eastAsia="FangSong_GB2312" w:hAnsi="FangSong_GB2312" w:cs="FangSong_GB2312"/>
-                <w:color w:val="333333"/>
-                <w:kern w:val="0"/>
-                <w:sz w:val="24"/>
-              </w:rPr>
-            </w:pPr>
-            <w:r>
-              <w:rPr>
-                <w:rFonts w:ascii="FangSong_GB2312" w:eastAsia="FangSong_GB2312" w:hAnsi="FangSong_GB2312" w:cs="FangSong_GB2312" w:hint="eastAsia"/>
-                <w:color w:val="FF0000"/>
+                <w:color w:val="000000"/>
+                <w:kern w:val="0"/>
+                <w:sz w:val="24"/>
+              </w:rPr>
+            </w:pPr>
+            <w:r>
+              <w:rPr>
+                <w:rFonts w:ascii="FangSong_GB2312" w:eastAsia="FangSong_GB2312" w:hAnsi="FangSong_GB2312" w:cs="FangSong_GB2312" w:hint="eastAsia"/>
+                <w:color w:val="000000"/>
                 <w:kern w:val="0"/>
                 <w:sz w:val="24"/>
               </w:rPr>
@@ -150,15 +150,15 @@
               <w:jc w:val="center"/>
               <w:rPr>
                 <w:rFonts w:ascii="FangSong_GB2312" w:eastAsia="FangSong_GB2312" w:hAnsi="FangSong_GB2312" w:cs="FangSong_GB2312"/>
-                <w:color w:val="333333"/>
-                <w:kern w:val="0"/>
-                <w:sz w:val="24"/>
-              </w:rPr>
-            </w:pPr>
-            <w:r>
-              <w:rPr>
-                <w:rFonts w:ascii="FangSong_GB2312" w:eastAsia="FangSong_GB2312" w:hAnsi="FangSong_GB2312" w:cs="FangSong_GB2312" w:hint="eastAsia"/>
-                <w:color w:val="FF0000"/>
+                <w:color w:val="000000"/>
+                <w:kern w:val="0"/>
+                <w:sz w:val="24"/>
+              </w:rPr>
+            </w:pPr>
+            <w:r>
+              <w:rPr>
+                <w:rFonts w:ascii="FangSong_GB2312" w:eastAsia="FangSong_GB2312" w:hAnsi="FangSong_GB2312" w:cs="FangSong_GB2312" w:hint="eastAsia"/>
+                <w:color w:val="000000"/>
                 <w:kern w:val="0"/>
                 <w:sz w:val="24"/>
               </w:rPr>
@@ -190,15 +190,15 @@
               <w:jc w:val="center"/>
               <w:rPr>
                 <w:rFonts w:ascii="FangSong_GB2312" w:eastAsia="FangSong_GB2312" w:hAnsi="FangSong_GB2312" w:cs="FangSong_GB2312"/>
-                <w:color w:val="333333"/>
-                <w:kern w:val="0"/>
-                <w:sz w:val="24"/>
-              </w:rPr>
-            </w:pPr>
-            <w:r>
-              <w:rPr>
-                <w:rFonts w:ascii="FangSong_GB2312" w:eastAsia="FangSong_GB2312" w:hAnsi="FangSong_GB2312" w:cs="FangSong_GB2312" w:hint="eastAsia"/>
-                <w:color w:val="FF0000"/>
+                <w:color w:val="000000"/>
+                <w:kern w:val="0"/>
+                <w:sz w:val="24"/>
+              </w:rPr>
+            </w:pPr>
+            <w:r>
+              <w:rPr>
+                <w:rFonts w:ascii="FangSong_GB2312" w:eastAsia="FangSong_GB2312" w:hAnsi="FangSong_GB2312" w:cs="FangSong_GB2312" w:hint="eastAsia"/>
+                <w:color w:val="000000"/>
                 <w:kern w:val="0"/>
                 <w:sz w:val="24"/>
               </w:rPr>
@@ -1082,7 +1082,7 @@
         </w:tc>
         <w:tc>
           <w:tcPr>
-            <w:tcW w:w="3894" w:type="dxa"/>
+            <w:tcW w:w="1740" w:type="dxa"/>
             <w:tcBorders>
               <w:top w:val="single" w:sz="4" w:space="0" w:color="auto"/>
               <w:left w:val="single" w:sz="4" w:space="0" w:color="auto"/>
@@ -1117,7 +1117,7 @@
         </w:tc>
         <w:tc>
           <w:tcPr>
-            <w:tcW w:w="3810" w:type="dxa"/>
+            <w:tcW w:w="5964" w:type="dxa"/>
             <w:tcBorders>
               <w:top w:val="single" w:sz="4" w:space="0" w:color="auto"/>
               <w:left w:val="single" w:sz="4" w:space="0" w:color="auto"/>
@@ -1177,7 +1177,7 @@
         </w:tc>
         <w:tc>
           <w:tcPr>
-            <w:tcW w:w="3894" w:type="dxa"/>
+            <w:tcW w:w="1740" w:type="dxa"/>
             <w:tcBorders>
               <w:top w:val="single" w:sz="4" w:space="0" w:color="auto"/>
               <w:left w:val="single" w:sz="4" w:space="0" w:color="auto"/>
@@ -1212,7 +1212,7 @@
         </w:tc>
         <w:tc>
           <w:tcPr>
-            <w:tcW w:w="3810" w:type="dxa"/>
+            <w:tcW w:w="5964" w:type="dxa"/>
             <w:tcBorders>
               <w:top w:val="single" w:sz="4" w:space="0" w:color="auto"/>
               <w:left w:val="single" w:sz="4" w:space="0" w:color="auto"/>
@@ -1242,7 +1242,47 @@
                 <w:kern w:val="0"/>
                 <w:sz w:val="24"/>
               </w:rPr>
-              <w:t xml:space="preserve">【教学组织】回顾 W07 项目架构设计，检查各组项目进度与遗留问题</w:t>
+              <w:t xml:space="preserve">【教学组织】【上次课知识回顾】</w:t>
+            </w:r>
+          </w:p>
+          <w:p>
+            <w:pPr>
+              <w:widowControl/>
+              <w:spacing w:line="400" w:lineRule="exact"/>
+              <w:jc w:val="left"/>
+              <w:rPr>
+                <w:rFonts w:ascii="FangSong_GB2312" w:eastAsia="FangSong_GB2312" w:hAnsi="FangSong_GB2312" w:cs="FangSong_GB2312"/>
+                <w:kern w:val="0"/>
+                <w:sz w:val="24"/>
+              </w:rPr>
+            </w:pPr>
+            <w:r>
+              <w:rPr>
+                <w:rFonts w:ascii="FangSong_GB2312" w:eastAsia="FangSong_GB2312" w:hAnsi="FangSong_GB2312" w:cs="FangSong_GB2312" w:hint="eastAsia"/>
+                <w:kern w:val="0"/>
+                <w:sz w:val="24"/>
+              </w:rPr>
+              <w:t xml:space="preserve">1. 回顾 W07 项目架构设计，检查各组项目进度与遗留问题</w:t>
+            </w:r>
+          </w:p>
+          <w:p>
+            <w:pPr>
+              <w:widowControl/>
+              <w:spacing w:line="400" w:lineRule="exact"/>
+              <w:jc w:val="left"/>
+              <w:rPr>
+                <w:rFonts w:ascii="FangSong_GB2312" w:eastAsia="FangSong_GB2312" w:hAnsi="FangSong_GB2312" w:cs="FangSong_GB2312"/>
+                <w:kern w:val="0"/>
+                <w:sz w:val="24"/>
+              </w:rPr>
+            </w:pPr>
+            <w:r>
+              <w:rPr>
+                <w:rFonts w:ascii="FangSong_GB2312" w:eastAsia="FangSong_GB2312" w:hAnsi="FangSong_GB2312" w:cs="FangSong_GB2312" w:hint="eastAsia"/>
+                <w:kern w:val="0"/>
+                <w:sz w:val="24"/>
+              </w:rPr>
+              <w:t xml:space="preserve">2. 检查学生对前置知识的掌握情况，建立新旧知识的逻辑桥梁。</w:t>
             </w:r>
           </w:p>
           <w:p>
@@ -1333,7 +1373,7 @@
         </w:tc>
         <w:tc>
           <w:tcPr>
-            <w:tcW w:w="3894" w:type="dxa"/>
+            <w:tcW w:w="1740" w:type="dxa"/>
             <w:tcBorders>
               <w:top w:val="single" w:sz="4" w:space="0" w:color="auto"/>
               <w:left w:val="single" w:sz="4" w:space="0" w:color="auto"/>
@@ -1369,7 +1409,7 @@
         </w:tc>
         <w:tc>
           <w:tcPr>
-            <w:tcW w:w="3810" w:type="dxa"/>
+            <w:tcW w:w="5964" w:type="dxa"/>
             <w:tcBorders>
               <w:top w:val="single" w:sz="4" w:space="0" w:color="auto"/>
               <w:left w:val="single" w:sz="4" w:space="0" w:color="auto"/>
@@ -1399,7 +1439,67 @@
                 <w:kern w:val="0"/>
                 <w:sz w:val="24"/>
               </w:rPr>
-              <w:t xml:space="preserve">【教学组织】以'大音希声'理念引入——警惕科技狂欢，回归艺术本真</w:t>
+              <w:t xml:space="preserve">【教学组织】【课程情境导入】</w:t>
+            </w:r>
+          </w:p>
+          <w:p>
+            <w:pPr>
+              <w:widowControl/>
+              <w:spacing w:line="400" w:lineRule="exact"/>
+              <w:jc w:val="left"/>
+              <w:rPr>
+                <w:rFonts w:ascii="FangSong_GB2312" w:eastAsia="FangSong_GB2312" w:hAnsi="FangSong_GB2312" w:cs="FangSong_GB2312"/>
+                <w:kern w:val="0"/>
+                <w:sz w:val="24"/>
+              </w:rPr>
+            </w:pPr>
+            <w:r>
+              <w:rPr>
+                <w:rFonts w:ascii="FangSong_GB2312" w:eastAsia="FangSong_GB2312" w:hAnsi="FangSong_GB2312" w:cs="FangSong_GB2312" w:hint="eastAsia"/>
+                <w:kern w:val="0"/>
+                <w:sz w:val="24"/>
+              </w:rPr>
+              <w:t xml:space="preserve">1. 以'大音希声'理念引入——警惕科技狂欢，回归艺术本真</w:t>
+            </w:r>
+          </w:p>
+          <w:p>
+            <w:pPr>
+              <w:widowControl/>
+              <w:spacing w:line="400" w:lineRule="exact"/>
+              <w:jc w:val="left"/>
+              <w:rPr>
+                <w:rFonts w:ascii="FangSong_GB2312" w:eastAsia="FangSong_GB2312" w:hAnsi="FangSong_GB2312" w:cs="FangSong_GB2312"/>
+                <w:kern w:val="0"/>
+                <w:sz w:val="24"/>
+              </w:rPr>
+            </w:pPr>
+            <w:r>
+              <w:rPr>
+                <w:rFonts w:ascii="FangSong_GB2312" w:eastAsia="FangSong_GB2312" w:hAnsi="FangSong_GB2312" w:cs="FangSong_GB2312" w:hint="eastAsia"/>
+                <w:kern w:val="0"/>
+                <w:sz w:val="24"/>
+              </w:rPr>
+              <w:t xml:space="preserve">2. 明确本节课核心聚焦点：全链路生成创作流程的整合与交互叙事的前端封装</w:t>
+            </w:r>
+          </w:p>
+          <w:p>
+            <w:pPr>
+              <w:widowControl/>
+              <w:spacing w:line="400" w:lineRule="exact"/>
+              <w:jc w:val="left"/>
+              <w:rPr>
+                <w:rFonts w:ascii="FangSong_GB2312" w:eastAsia="FangSong_GB2312" w:hAnsi="FangSong_GB2312" w:cs="FangSong_GB2312"/>
+                <w:kern w:val="0"/>
+                <w:sz w:val="24"/>
+              </w:rPr>
+            </w:pPr>
+            <w:r>
+              <w:rPr>
+                <w:rFonts w:ascii="FangSong_GB2312" w:eastAsia="FangSong_GB2312" w:hAnsi="FangSong_GB2312" w:cs="FangSong_GB2312" w:hint="eastAsia"/>
+                <w:kern w:val="0"/>
+                <w:sz w:val="24"/>
+              </w:rPr>
+              <w:t xml:space="preserve">3. 激发学生学习动机与探索兴趣。</w:t>
             </w:r>
           </w:p>
           <w:p>
@@ -1490,7 +1590,7 @@
         </w:tc>
         <w:tc>
           <w:tcPr>
-            <w:tcW w:w="3894" w:type="dxa"/>
+            <w:tcW w:w="1740" w:type="dxa"/>
             <w:tcBorders>
               <w:top w:val="single" w:sz="4" w:space="0" w:color="auto"/>
               <w:left w:val="single" w:sz="4" w:space="0" w:color="auto"/>
@@ -1519,13 +1619,21 @@
                 <w:kern w:val="0"/>
                 <w:sz w:val="24"/>
               </w:rPr>
-              <w:t>新课讲授</w:t>
-            </w:r>
-          </w:p>
-        </w:tc>
-        <w:tc>
-          <w:tcPr>
-            <w:tcW w:w="3810" w:type="dxa"/>
+              <w:t>新课</w:t>
+            </w:r>
+            <w:r>
+              <w:rPr>
+                <w:rFonts w:ascii="FangSong_GB2312" w:eastAsia="FangSong_GB2312" w:hAnsi="FangSong_GB2312" w:cs="FangSong_GB2312" w:hint="eastAsia"/>
+                <w:kern w:val="0"/>
+                <w:sz w:val="24"/>
+              </w:rPr>
+              <w:t>演示</w:t>
+            </w:r>
+          </w:p>
+        </w:tc>
+        <w:tc>
+          <w:tcPr>
+            <w:tcW w:w="5964" w:type="dxa"/>
             <w:tcBorders>
               <w:top w:val="single" w:sz="4" w:space="0" w:color="auto"/>
               <w:left w:val="single" w:sz="4" w:space="0" w:color="auto"/>
@@ -1555,7 +1663,87 @@
                 <w:kern w:val="0"/>
                 <w:sz w:val="24"/>
               </w:rPr>
-              <w:t xml:space="preserve">【教学组织】整合排错三大死亡场景（作用域/Z-index/竞态）、CSS 艺术封装三层法则、静态部署工作流</w:t>
+              <w:t xml:space="preserve">【教学组织】【核心理论与技能解析】</w:t>
+            </w:r>
+          </w:p>
+          <w:p>
+            <w:pPr>
+              <w:widowControl/>
+              <w:spacing w:line="400" w:lineRule="exact"/>
+              <w:jc w:val="left"/>
+              <w:rPr>
+                <w:rFonts w:ascii="FangSong_GB2312" w:eastAsia="FangSong_GB2312" w:hAnsi="FangSong_GB2312" w:cs="FangSong_GB2312"/>
+                <w:kern w:val="0"/>
+                <w:sz w:val="24"/>
+              </w:rPr>
+            </w:pPr>
+            <w:r>
+              <w:rPr>
+                <w:rFonts w:ascii="FangSong_GB2312" w:eastAsia="FangSong_GB2312" w:hAnsi="FangSong_GB2312" w:cs="FangSong_GB2312" w:hint="eastAsia"/>
+                <w:kern w:val="0"/>
+                <w:sz w:val="24"/>
+              </w:rPr>
+              <w:t xml:space="preserve">1. 授课主线：整合排错三大死亡场景（作用域/Z-index/竞态）、CSS 艺术封装三层法则、静态部署工作流</w:t>
+            </w:r>
+          </w:p>
+          <w:p>
+            <w:pPr>
+              <w:widowControl/>
+              <w:spacing w:line="400" w:lineRule="exact"/>
+              <w:jc w:val="left"/>
+              <w:rPr>
+                <w:rFonts w:ascii="FangSong_GB2312" w:eastAsia="FangSong_GB2312" w:hAnsi="FangSong_GB2312" w:cs="FangSong_GB2312"/>
+                <w:kern w:val="0"/>
+                <w:sz w:val="24"/>
+              </w:rPr>
+            </w:pPr>
+            <w:r>
+              <w:rPr>
+                <w:rFonts w:ascii="FangSong_GB2312" w:eastAsia="FangSong_GB2312" w:hAnsi="FangSong_GB2312" w:cs="FangSong_GB2312" w:hint="eastAsia"/>
+                <w:kern w:val="0"/>
+                <w:sz w:val="24"/>
+              </w:rPr>
+              <w:t xml:space="preserve">2. 知识点拆解：8.1 大音希声：全链路生成、艺术封装与项目上线</w:t>
+            </w:r>
+          </w:p>
+          <w:p>
+            <w:pPr>
+              <w:widowControl/>
+              <w:spacing w:line="400" w:lineRule="exact"/>
+              <w:jc w:val="left"/>
+              <w:rPr>
+                <w:rFonts w:ascii="FangSong_GB2312" w:eastAsia="FangSong_GB2312" w:hAnsi="FangSong_GB2312" w:cs="FangSong_GB2312"/>
+                <w:kern w:val="0"/>
+                <w:sz w:val="24"/>
+              </w:rPr>
+            </w:pPr>
+            <w:r>
+              <w:rPr>
+                <w:rFonts w:ascii="FangSong_GB2312" w:eastAsia="FangSong_GB2312" w:hAnsi="FangSong_GB2312" w:cs="FangSong_GB2312" w:hint="eastAsia"/>
+                <w:kern w:val="0"/>
+                <w:sz w:val="24"/>
+              </w:rPr>
+              <w:t xml:space="preserve">3. 重难点突破：针对“在技术实现与艺术表达之间取得平衡，完成高完成度的综合可视化作品”，采用案例剖析策略。</w:t>
+            </w:r>
+          </w:p>
+          <w:p>
+            <w:pPr>
+              <w:widowControl/>
+              <w:spacing w:line="400" w:lineRule="exact"/>
+              <w:jc w:val="left"/>
+              <w:rPr>
+                <w:rFonts w:ascii="FangSong_GB2312" w:eastAsia="FangSong_GB2312" w:hAnsi="FangSong_GB2312" w:cs="FangSong_GB2312"/>
+                <w:kern w:val="0"/>
+                <w:sz w:val="24"/>
+              </w:rPr>
+            </w:pPr>
+            <w:r>
+              <w:rPr>
+                <w:rFonts w:ascii="FangSong_GB2312" w:eastAsia="FangSong_GB2312" w:hAnsi="FangSong_GB2312" w:cs="FangSong_GB2312" w:hint="eastAsia"/>
+                <w:kern w:val="0"/>
+                <w:sz w:val="24"/>
+              </w:rPr>
+              <w:t xml:space="preserve">4. 支撑目标：回溯《信息可视化设计》理论：在科技狂欢中坚守艺术的直觉表达</w:t>
             </w:r>
           </w:p>
           <w:p>
@@ -1675,7 +1863,7 @@
         </w:tc>
         <w:tc>
           <w:tcPr>
-            <w:tcW w:w="3894" w:type="dxa"/>
+            <w:tcW w:w="1740" w:type="dxa"/>
             <w:tcBorders>
               <w:top w:val="single" w:sz="4" w:space="0" w:color="auto"/>
               <w:left w:val="single" w:sz="4" w:space="0" w:color="auto"/>
@@ -1696,7 +1884,7 @@
                 <w:rFonts w:ascii="FangSong_GB2312" w:eastAsia="FangSong_GB2312" w:hAnsi="FangSong_GB2312" w:cs="FangSong_GB2312"/>
                 <w:b/>
                 <w:bCs/>
-                <w:color w:val="FF0000"/>
+                <w:color w:val="000000"/>
                 <w:kern w:val="0"/>
                 <w:sz w:val="24"/>
               </w:rPr>
@@ -1706,7 +1894,7 @@
                 <w:rFonts w:ascii="FangSong_GB2312" w:eastAsia="FangSong_GB2312" w:hAnsi="FangSong_GB2312" w:cs="FangSong_GB2312" w:hint="eastAsia"/>
                 <w:b/>
                 <w:bCs/>
-                <w:color w:val="FF0000"/>
+                <w:color w:val="000000"/>
                 <w:kern w:val="0"/>
                 <w:sz w:val="24"/>
               </w:rPr>
@@ -1716,7 +1904,7 @@
         </w:tc>
         <w:tc>
           <w:tcPr>
-            <w:tcW w:w="3810" w:type="dxa"/>
+            <w:tcW w:w="5964" w:type="dxa"/>
             <w:tcBorders>
               <w:top w:val="single" w:sz="4" w:space="0" w:color="auto"/>
               <w:left w:val="single" w:sz="4" w:space="0" w:color="auto"/>
@@ -1736,33 +1924,103 @@
               <w:jc w:val="left"/>
               <w:rPr>
                 <w:rFonts w:ascii="FangSong_GB2312" w:eastAsia="FangSong_GB2312" w:hAnsi="FangSong_GB2312" w:cs="FangSong_GB2312"/>
-                <w:kern w:val="0"/>
-                <w:sz w:val="24"/>
-              </w:rPr>
-            </w:pPr>
-            <w:r>
-              <w:rPr>
-                <w:rFonts w:ascii="FangSong_GB2312" w:eastAsia="FangSong_GB2312" w:hAnsi="FangSong_GB2312" w:cs="FangSong_GB2312" w:hint="eastAsia"/>
-                <w:kern w:val="0"/>
-                <w:sz w:val="24"/>
-              </w:rPr>
-              <w:t xml:space="preserve">【教学组织】终极报错排雷 + 艺术封装大改造 + Vercel 部署上线</w:t>
-            </w:r>
-          </w:p>
-          <w:p>
-            <w:pPr>
-              <w:widowControl/>
-              <w:spacing w:line="400" w:lineRule="exact"/>
-              <w:jc w:val="left"/>
-              <w:rPr>
-                <w:rFonts w:ascii="FangSong_GB2312" w:eastAsia="FangSong_GB2312" w:hAnsi="FangSong_GB2312" w:cs="FangSong_GB2312"/>
-                <w:kern w:val="0"/>
-                <w:sz w:val="24"/>
-              </w:rPr>
-            </w:pPr>
-            <w:r>
-              <w:rPr>
-                <w:rFonts w:ascii="FangSong_GB2312" w:eastAsia="FangSong_GB2312" w:hAnsi="FangSong_GB2312" w:cs="FangSong_GB2312" w:hint="eastAsia"/>
+                <w:color w:val="000000"/>
+                <w:kern w:val="0"/>
+                <w:sz w:val="24"/>
+              </w:rPr>
+            </w:pPr>
+            <w:r>
+              <w:rPr>
+                <w:rFonts w:ascii="FangSong_GB2312" w:eastAsia="FangSong_GB2312" w:hAnsi="FangSong_GB2312" w:cs="FangSong_GB2312" w:hint="eastAsia"/>
+                <w:color w:val="000000"/>
+                <w:kern w:val="0"/>
+                <w:sz w:val="24"/>
+              </w:rPr>
+              <w:t xml:space="preserve">【教学组织】【课堂实践与操作训练】</w:t>
+            </w:r>
+          </w:p>
+          <w:p>
+            <w:pPr>
+              <w:widowControl/>
+              <w:spacing w:line="400" w:lineRule="exact"/>
+              <w:jc w:val="left"/>
+              <w:rPr>
+                <w:rFonts w:ascii="FangSong_GB2312" w:eastAsia="FangSong_GB2312" w:hAnsi="FangSong_GB2312" w:cs="FangSong_GB2312"/>
+                <w:color w:val="000000"/>
+                <w:kern w:val="0"/>
+                <w:sz w:val="24"/>
+              </w:rPr>
+            </w:pPr>
+            <w:r>
+              <w:rPr>
+                <w:rFonts w:ascii="FangSong_GB2312" w:eastAsia="FangSong_GB2312" w:hAnsi="FangSong_GB2312" w:cs="FangSong_GB2312" w:hint="eastAsia"/>
+                <w:color w:val="000000"/>
+                <w:kern w:val="0"/>
+                <w:sz w:val="24"/>
+              </w:rPr>
+              <w:t xml:space="preserve">1. 实践任务指导：终极报错排雷 + 艺术封装大改造 + Vercel 部署上线</w:t>
+            </w:r>
+          </w:p>
+          <w:p>
+            <w:pPr>
+              <w:widowControl/>
+              <w:spacing w:line="400" w:lineRule="exact"/>
+              <w:jc w:val="left"/>
+              <w:rPr>
+                <w:rFonts w:ascii="FangSong_GB2312" w:eastAsia="FangSong_GB2312" w:hAnsi="FangSong_GB2312" w:cs="FangSong_GB2312"/>
+                <w:color w:val="000000"/>
+                <w:kern w:val="0"/>
+                <w:sz w:val="24"/>
+              </w:rPr>
+            </w:pPr>
+            <w:r>
+              <w:rPr>
+                <w:rFonts w:ascii="FangSong_GB2312" w:eastAsia="FangSong_GB2312" w:hAnsi="FangSong_GB2312" w:cs="FangSong_GB2312" w:hint="eastAsia"/>
+                <w:color w:val="000000"/>
+                <w:kern w:val="0"/>
+                <w:sz w:val="24"/>
+              </w:rPr>
+              <w:t xml:space="preserve">2. 核心任务目标：完成最终数据艺术项目的全链路部署（GitHub Pages / Vercel 上线），参加 Peer Critique 并提交 Best Final Killer Prompt 分析。</w:t>
+            </w:r>
+          </w:p>
+          <w:p>
+            <w:pPr>
+              <w:widowControl/>
+              <w:spacing w:line="400" w:lineRule="exact"/>
+              <w:jc w:val="left"/>
+              <w:rPr>
+                <w:rFonts w:ascii="FangSong_GB2312" w:eastAsia="FangSong_GB2312" w:hAnsi="FangSong_GB2312" w:cs="FangSong_GB2312"/>
+                <w:color w:val="000000"/>
+                <w:kern w:val="0"/>
+                <w:sz w:val="24"/>
+              </w:rPr>
+            </w:pPr>
+            <w:r>
+              <w:rPr>
+                <w:rFonts w:ascii="FangSong_GB2312" w:eastAsia="FangSong_GB2312" w:hAnsi="FangSong_GB2312" w:cs="FangSong_GB2312" w:hint="eastAsia"/>
+                <w:color w:val="000000"/>
+                <w:kern w:val="0"/>
+                <w:sz w:val="24"/>
+              </w:rPr>
+              <w:t xml:space="preserve">3. 教师巡回指导，及时发现并纠正学生实践中的认知偏差。</w:t>
+            </w:r>
+          </w:p>
+          <w:p>
+            <w:pPr>
+              <w:widowControl/>
+              <w:spacing w:line="400" w:lineRule="exact"/>
+              <w:jc w:val="left"/>
+              <w:rPr>
+                <w:rFonts w:ascii="FangSong_GB2312" w:eastAsia="FangSong_GB2312" w:hAnsi="FangSong_GB2312" w:cs="FangSong_GB2312"/>
+                <w:color w:val="000000"/>
+                <w:kern w:val="0"/>
+                <w:sz w:val="24"/>
+              </w:rPr>
+            </w:pPr>
+            <w:r>
+              <w:rPr>
+                <w:rFonts w:ascii="FangSong_GB2312" w:eastAsia="FangSong_GB2312" w:hAnsi="FangSong_GB2312" w:cs="FangSong_GB2312" w:hint="eastAsia"/>
+                <w:color w:val="000000"/>
                 <w:kern w:val="0"/>
                 <w:sz w:val="24"/>
               </w:rPr>
@@ -1776,13 +2034,15 @@
               <w:jc w:val="left"/>
               <w:rPr>
                 <w:rFonts w:ascii="FangSong_GB2312" w:eastAsia="FangSong_GB2312" w:hAnsi="FangSong_GB2312" w:cs="FangSong_GB2312"/>
-                <w:kern w:val="0"/>
-                <w:sz w:val="24"/>
-              </w:rPr>
-            </w:pPr>
-            <w:r>
-              <w:rPr>
-                <w:rFonts w:ascii="FangSong_GB2312" w:eastAsia="FangSong_GB2312" w:hAnsi="FangSong_GB2312" w:cs="FangSong_GB2312" w:hint="eastAsia"/>
+                <w:color w:val="000000"/>
+                <w:kern w:val="0"/>
+                <w:sz w:val="24"/>
+              </w:rPr>
+            </w:pPr>
+            <w:r>
+              <w:rPr>
+                <w:rFonts w:ascii="FangSong_GB2312" w:eastAsia="FangSong_GB2312" w:hAnsi="FangSong_GB2312" w:cs="FangSong_GB2312" w:hint="eastAsia"/>
+                <w:color w:val="000000"/>
                 <w:kern w:val="0"/>
                 <w:sz w:val="24"/>
               </w:rPr>
@@ -1796,13 +2056,15 @@
               <w:jc w:val="left"/>
               <w:rPr>
                 <w:rFonts w:ascii="FangSong_GB2312" w:eastAsia="FangSong_GB2312" w:hAnsi="FangSong_GB2312" w:cs="FangSong_GB2312"/>
-                <w:kern w:val="0"/>
-                <w:sz w:val="24"/>
-              </w:rPr>
-            </w:pPr>
-            <w:r>
-              <w:rPr>
-                <w:rFonts w:ascii="FangSong_GB2312" w:eastAsia="FangSong_GB2312" w:hAnsi="FangSong_GB2312" w:cs="FangSong_GB2312" w:hint="eastAsia"/>
+                <w:color w:val="000000"/>
+                <w:kern w:val="0"/>
+                <w:sz w:val="24"/>
+              </w:rPr>
+            </w:pPr>
+            <w:r>
+              <w:rPr>
+                <w:rFonts w:ascii="FangSong_GB2312" w:eastAsia="FangSong_GB2312" w:hAnsi="FangSong_GB2312" w:cs="FangSong_GB2312" w:hint="eastAsia"/>
+                <w:color w:val="000000"/>
                 <w:kern w:val="0"/>
                 <w:sz w:val="24"/>
               </w:rPr>
@@ -1845,7 +2107,7 @@
         </w:tc>
         <w:tc>
           <w:tcPr>
-            <w:tcW w:w="3894" w:type="dxa"/>
+            <w:tcW w:w="1740" w:type="dxa"/>
             <w:tcBorders>
               <w:top w:val="single" w:sz="4" w:space="0" w:color="auto"/>
               <w:left w:val="single" w:sz="4" w:space="0" w:color="auto"/>
@@ -1866,7 +2128,7 @@
                 <w:rFonts w:ascii="FangSong_GB2312" w:eastAsia="FangSong_GB2312" w:hAnsi="FangSong_GB2312" w:cs="FangSong_GB2312"/>
                 <w:b/>
                 <w:bCs/>
-                <w:color w:val="FF0000"/>
+                <w:color w:val="000000"/>
                 <w:kern w:val="0"/>
                 <w:sz w:val="24"/>
               </w:rPr>
@@ -1876,7 +2138,7 @@
                 <w:rFonts w:ascii="FangSong_GB2312" w:eastAsia="FangSong_GB2312" w:hAnsi="FangSong_GB2312" w:cs="FangSong_GB2312" w:hint="eastAsia"/>
                 <w:b/>
                 <w:bCs/>
-                <w:color w:val="FF0000"/>
+                <w:color w:val="000000"/>
                 <w:kern w:val="0"/>
                 <w:sz w:val="24"/>
               </w:rPr>
@@ -1886,7 +2148,7 @@
         </w:tc>
         <w:tc>
           <w:tcPr>
-            <w:tcW w:w="3810" w:type="dxa"/>
+            <w:tcW w:w="5964" w:type="dxa"/>
             <w:tcBorders>
               <w:top w:val="single" w:sz="4" w:space="0" w:color="auto"/>
               <w:left w:val="single" w:sz="4" w:space="0" w:color="auto"/>
@@ -1906,33 +2168,103 @@
               <w:jc w:val="left"/>
               <w:rPr>
                 <w:rFonts w:ascii="FangSong_GB2312" w:eastAsia="FangSong_GB2312" w:hAnsi="FangSong_GB2312" w:cs="FangSong_GB2312"/>
-                <w:kern w:val="0"/>
-                <w:sz w:val="24"/>
-              </w:rPr>
-            </w:pPr>
-            <w:r>
-              <w:rPr>
-                <w:rFonts w:ascii="FangSong_GB2312" w:eastAsia="FangSong_GB2312" w:hAnsi="FangSong_GB2312" w:cs="FangSong_GB2312" w:hint="eastAsia"/>
-                <w:kern w:val="0"/>
-                <w:sz w:val="24"/>
-              </w:rPr>
-              <w:t xml:space="preserve">【教学组织】Peer Critique 与 Best Prompt 洞察大会，课程结业总结</w:t>
-            </w:r>
-          </w:p>
-          <w:p>
-            <w:pPr>
-              <w:widowControl/>
-              <w:spacing w:line="400" w:lineRule="exact"/>
-              <w:jc w:val="left"/>
-              <w:rPr>
-                <w:rFonts w:ascii="FangSong_GB2312" w:eastAsia="FangSong_GB2312" w:hAnsi="FangSong_GB2312" w:cs="FangSong_GB2312"/>
-                <w:kern w:val="0"/>
-                <w:sz w:val="24"/>
-              </w:rPr>
-            </w:pPr>
-            <w:r>
-              <w:rPr>
-                <w:rFonts w:ascii="FangSong_GB2312" w:eastAsia="FangSong_GB2312" w:hAnsi="FangSong_GB2312" w:cs="FangSong_GB2312" w:hint="eastAsia"/>
+                <w:color w:val="000000"/>
+                <w:kern w:val="0"/>
+                <w:sz w:val="24"/>
+              </w:rPr>
+            </w:pPr>
+            <w:r>
+              <w:rPr>
+                <w:rFonts w:ascii="FangSong_GB2312" w:eastAsia="FangSong_GB2312" w:hAnsi="FangSong_GB2312" w:cs="FangSong_GB2312" w:hint="eastAsia"/>
+                <w:color w:val="000000"/>
+                <w:kern w:val="0"/>
+                <w:sz w:val="24"/>
+              </w:rPr>
+              <w:t xml:space="preserve">【教学组织】【知识凝练与教学反思】</w:t>
+            </w:r>
+          </w:p>
+          <w:p>
+            <w:pPr>
+              <w:widowControl/>
+              <w:spacing w:line="400" w:lineRule="exact"/>
+              <w:jc w:val="left"/>
+              <w:rPr>
+                <w:rFonts w:ascii="FangSong_GB2312" w:eastAsia="FangSong_GB2312" w:hAnsi="FangSong_GB2312" w:cs="FangSong_GB2312"/>
+                <w:color w:val="000000"/>
+                <w:kern w:val="0"/>
+                <w:sz w:val="24"/>
+              </w:rPr>
+            </w:pPr>
+            <w:r>
+              <w:rPr>
+                <w:rFonts w:ascii="FangSong_GB2312" w:eastAsia="FangSong_GB2312" w:hAnsi="FangSong_GB2312" w:cs="FangSong_GB2312" w:hint="eastAsia"/>
+                <w:color w:val="000000"/>
+                <w:kern w:val="0"/>
+                <w:sz w:val="24"/>
+              </w:rPr>
+              <w:t xml:space="preserve">1. 归纳梳理：Peer Critique 与 Best Prompt 洞察大会，课程结业总结</w:t>
+            </w:r>
+          </w:p>
+          <w:p>
+            <w:pPr>
+              <w:widowControl/>
+              <w:spacing w:line="400" w:lineRule="exact"/>
+              <w:jc w:val="left"/>
+              <w:rPr>
+                <w:rFonts w:ascii="FangSong_GB2312" w:eastAsia="FangSong_GB2312" w:hAnsi="FangSong_GB2312" w:cs="FangSong_GB2312"/>
+                <w:color w:val="000000"/>
+                <w:kern w:val="0"/>
+                <w:sz w:val="24"/>
+              </w:rPr>
+            </w:pPr>
+            <w:r>
+              <w:rPr>
+                <w:rFonts w:ascii="FangSong_GB2312" w:eastAsia="FangSong_GB2312" w:hAnsi="FangSong_GB2312" w:cs="FangSong_GB2312" w:hint="eastAsia"/>
+                <w:color w:val="000000"/>
+                <w:kern w:val="0"/>
+                <w:sz w:val="24"/>
+              </w:rPr>
+              <w:t xml:space="preserve">2. 强化记忆：系统性总结本节课核心知识点与技能框架。</w:t>
+            </w:r>
+          </w:p>
+          <w:p>
+            <w:pPr>
+              <w:widowControl/>
+              <w:spacing w:line="400" w:lineRule="exact"/>
+              <w:jc w:val="left"/>
+              <w:rPr>
+                <w:rFonts w:ascii="FangSong_GB2312" w:eastAsia="FangSong_GB2312" w:hAnsi="FangSong_GB2312" w:cs="FangSong_GB2312"/>
+                <w:color w:val="000000"/>
+                <w:kern w:val="0"/>
+                <w:sz w:val="24"/>
+              </w:rPr>
+            </w:pPr>
+            <w:r>
+              <w:rPr>
+                <w:rFonts w:ascii="FangSong_GB2312" w:eastAsia="FangSong_GB2312" w:hAnsi="FangSong_GB2312" w:cs="FangSong_GB2312" w:hint="eastAsia"/>
+                <w:color w:val="000000"/>
+                <w:kern w:val="0"/>
+                <w:sz w:val="24"/>
+              </w:rPr>
+              <w:t xml:space="preserve">3. 布置课后延伸思考与预习任务。</w:t>
+            </w:r>
+          </w:p>
+          <w:p>
+            <w:pPr>
+              <w:widowControl/>
+              <w:spacing w:line="400" w:lineRule="exact"/>
+              <w:jc w:val="left"/>
+              <w:rPr>
+                <w:rFonts w:ascii="FangSong_GB2312" w:eastAsia="FangSong_GB2312" w:hAnsi="FangSong_GB2312" w:cs="FangSong_GB2312"/>
+                <w:color w:val="000000"/>
+                <w:kern w:val="0"/>
+                <w:sz w:val="24"/>
+              </w:rPr>
+            </w:pPr>
+            <w:r>
+              <w:rPr>
+                <w:rFonts w:ascii="FangSong_GB2312" w:eastAsia="FangSong_GB2312" w:hAnsi="FangSong_GB2312" w:cs="FangSong_GB2312" w:hint="eastAsia"/>
+                <w:color w:val="000000"/>
                 <w:kern w:val="0"/>
                 <w:sz w:val="24"/>
               </w:rPr>
@@ -1946,13 +2278,15 @@
               <w:jc w:val="left"/>
               <w:rPr>
                 <w:rFonts w:ascii="FangSong_GB2312" w:eastAsia="FangSong_GB2312" w:hAnsi="FangSong_GB2312" w:cs="FangSong_GB2312"/>
-                <w:kern w:val="0"/>
-                <w:sz w:val="24"/>
-              </w:rPr>
-            </w:pPr>
-            <w:r>
-              <w:rPr>
-                <w:rFonts w:ascii="FangSong_GB2312" w:eastAsia="FangSong_GB2312" w:hAnsi="FangSong_GB2312" w:cs="FangSong_GB2312" w:hint="eastAsia"/>
+                <w:color w:val="000000"/>
+                <w:kern w:val="0"/>
+                <w:sz w:val="24"/>
+              </w:rPr>
+            </w:pPr>
+            <w:r>
+              <w:rPr>
+                <w:rFonts w:ascii="FangSong_GB2312" w:eastAsia="FangSong_GB2312" w:hAnsi="FangSong_GB2312" w:cs="FangSong_GB2312" w:hint="eastAsia"/>
+                <w:color w:val="000000"/>
                 <w:kern w:val="0"/>
                 <w:sz w:val="24"/>
               </w:rPr>
@@ -2025,15 +2359,15 @@
               <w:rPr>
                 <w:rFonts w:ascii="FangSong_GB2312" w:eastAsia="FangSong_GB2312" w:hAnsi="FangSong_GB2312" w:cs="FangSong_GB2312"/>
                 <w:bCs/>
-                <w:color w:val="333333"/>
-                <w:kern w:val="0"/>
-                <w:sz w:val="24"/>
-              </w:rPr>
-            </w:pPr>
-            <w:r>
-              <w:rPr>
-                <w:rFonts w:ascii="FangSong_GB2312" w:eastAsia="FangSong_GB2312" w:hAnsi="FangSong_GB2312" w:cs="FangSong_GB2312" w:hint="eastAsia"/>
-                <w:color w:val="FF0000"/>
+                <w:color w:val="000000"/>
+                <w:kern w:val="0"/>
+                <w:sz w:val="24"/>
+              </w:rPr>
+            </w:pPr>
+            <w:r>
+              <w:rPr>
+                <w:rFonts w:ascii="FangSong_GB2312" w:eastAsia="FangSong_GB2312" w:hAnsi="FangSong_GB2312" w:cs="FangSong_GB2312" w:hint="eastAsia"/>
+                <w:color w:val="000000"/>
                 <w:kern w:val="0"/>
                 <w:sz w:val="24"/>
               </w:rPr>

--- a/信息可视化/Output/教案/教案_第8周_终极冲刺：让不可见的大规模情感被视觉感知.docx
+++ b/信息可视化/Output/教案/教案_第8周_终极冲刺：让不可见的大规模情感被视觉感知.docx
@@ -493,7 +493,7 @@
                 <w:kern w:val="0"/>
                 <w:sz w:val="24"/>
               </w:rPr>
-              <w:t xml:space="preserve">1. 能够通过自然语言建模，灵活驱动 D3 或 ECharts 等高级框架进行复杂交互叙事的生成。支撑课程能力目标（1），对应毕业要求4。</w:t>
+              <w:t xml:space="preserve">1. 能够通过自然语言概念驱动，灵活指挥 AI 引擎运用 D3.js 框架进行复杂交互叙事的生成与视觉定制。支撑课程能力目标（1），对应毕业要求4。</w:t>
             </w:r>
           </w:p>
           <w:p>
@@ -940,7 +940,7 @@
                 <w:kern w:val="0"/>
                 <w:sz w:val="24"/>
               </w:rPr>
-              <w:t xml:space="preserve">《信息可视化设计》全书综合复习</w:t>
+              <w:t xml:space="preserve">《信息可视化设计》第六章 中国'十四五'期间'核心技术'信息可视化设计</w:t>
             </w:r>
           </w:p>
         </w:tc>
@@ -1262,27 +1262,27 @@
                 <w:kern w:val="0"/>
                 <w:sz w:val="24"/>
               </w:rPr>
-              <w:t xml:space="preserve">1. 回顾 W07 项目架构设计，检查各组项目进度与遗留问题</w:t>
-            </w:r>
-          </w:p>
-          <w:p>
-            <w:pPr>
-              <w:widowControl/>
-              <w:spacing w:line="400" w:lineRule="exact"/>
-              <w:jc w:val="left"/>
-              <w:rPr>
-                <w:rFonts w:ascii="FangSong_GB2312" w:eastAsia="FangSong_GB2312" w:hAnsi="FangSong_GB2312" w:cs="FangSong_GB2312"/>
-                <w:kern w:val="0"/>
-                <w:sz w:val="24"/>
-              </w:rPr>
-            </w:pPr>
-            <w:r>
-              <w:rPr>
-                <w:rFonts w:ascii="FangSong_GB2312" w:eastAsia="FangSong_GB2312" w:hAnsi="FangSong_GB2312" w:cs="FangSong_GB2312" w:hint="eastAsia"/>
-                <w:kern w:val="0"/>
-                <w:sz w:val="24"/>
-              </w:rPr>
-              <w:t xml:space="preserve">2. 检查学生对前置知识的掌握情况，建立新旧知识的逻辑桥梁。</w:t>
+              <w:t xml:space="preserve">1. 回顾 W07 确立的项目架构与防崩塌策略，检查遗留的数据获取问题。</w:t>
+            </w:r>
+          </w:p>
+          <w:p>
+            <w:pPr>
+              <w:widowControl/>
+              <w:spacing w:line="400" w:lineRule="exact"/>
+              <w:jc w:val="left"/>
+              <w:rPr>
+                <w:rFonts w:ascii="FangSong_GB2312" w:eastAsia="FangSong_GB2312" w:hAnsi="FangSong_GB2312" w:cs="FangSong_GB2312"/>
+                <w:kern w:val="0"/>
+                <w:sz w:val="24"/>
+              </w:rPr>
+            </w:pPr>
+            <w:r>
+              <w:rPr>
+                <w:rFonts w:ascii="FangSong_GB2312" w:eastAsia="FangSong_GB2312" w:hAnsi="FangSong_GB2312" w:cs="FangSong_GB2312" w:hint="eastAsia"/>
+                <w:kern w:val="0"/>
+                <w:sz w:val="24"/>
+              </w:rPr>
+              <w:t xml:space="preserve">2. 极速串讲前置关键概念，迅速进入冲刺状态。</w:t>
             </w:r>
           </w:p>
           <w:p>
@@ -1322,7 +1322,7 @@
                 <w:kern w:val="0"/>
                 <w:sz w:val="24"/>
               </w:rPr>
-              <w:t xml:space="preserve">【时间安排】约10分钟（0.2理论学时）</w:t>
+              <w:t xml:space="preserve">【时间安排】约5分钟（0.1理论学时）</w:t>
             </w:r>
           </w:p>
           <w:p>
@@ -1459,47 +1459,27 @@
                 <w:kern w:val="0"/>
                 <w:sz w:val="24"/>
               </w:rPr>
-              <w:t xml:space="preserve">1. 以'大音希声'理念引入——警惕科技狂欢，回归艺术本真</w:t>
-            </w:r>
-          </w:p>
-          <w:p>
-            <w:pPr>
-              <w:widowControl/>
-              <w:spacing w:line="400" w:lineRule="exact"/>
-              <w:jc w:val="left"/>
-              <w:rPr>
-                <w:rFonts w:ascii="FangSong_GB2312" w:eastAsia="FangSong_GB2312" w:hAnsi="FangSong_GB2312" w:cs="FangSong_GB2312"/>
-                <w:kern w:val="0"/>
-                <w:sz w:val="24"/>
-              </w:rPr>
-            </w:pPr>
-            <w:r>
-              <w:rPr>
-                <w:rFonts w:ascii="FangSong_GB2312" w:eastAsia="FangSong_GB2312" w:hAnsi="FangSong_GB2312" w:cs="FangSong_GB2312" w:hint="eastAsia"/>
-                <w:kern w:val="0"/>
-                <w:sz w:val="24"/>
-              </w:rPr>
-              <w:t xml:space="preserve">2. 明确本节课核心聚焦点：全链路生成创作流程的整合与交互叙事的前端封装</w:t>
-            </w:r>
-          </w:p>
-          <w:p>
-            <w:pPr>
-              <w:widowControl/>
-              <w:spacing w:line="400" w:lineRule="exact"/>
-              <w:jc w:val="left"/>
-              <w:rPr>
-                <w:rFonts w:ascii="FangSong_GB2312" w:eastAsia="FangSong_GB2312" w:hAnsi="FangSong_GB2312" w:cs="FangSong_GB2312"/>
-                <w:kern w:val="0"/>
-                <w:sz w:val="24"/>
-              </w:rPr>
-            </w:pPr>
-            <w:r>
-              <w:rPr>
-                <w:rFonts w:ascii="FangSong_GB2312" w:eastAsia="FangSong_GB2312" w:hAnsi="FangSong_GB2312" w:cs="FangSong_GB2312" w:hint="eastAsia"/>
-                <w:kern w:val="0"/>
-                <w:sz w:val="24"/>
-              </w:rPr>
-              <w:t xml:space="preserve">3. 激发学生学习动机与探索兴趣。</w:t>
+              <w:t xml:space="preserve">1. 以'大音希声'理念引入——警惕科技狂欢，回归艺术本真。</w:t>
+            </w:r>
+          </w:p>
+          <w:p>
+            <w:pPr>
+              <w:widowControl/>
+              <w:spacing w:line="400" w:lineRule="exact"/>
+              <w:jc w:val="left"/>
+              <w:rPr>
+                <w:rFonts w:ascii="FangSong_GB2312" w:eastAsia="FangSong_GB2312" w:hAnsi="FangSong_GB2312" w:cs="FangSong_GB2312"/>
+                <w:kern w:val="0"/>
+                <w:sz w:val="24"/>
+              </w:rPr>
+            </w:pPr>
+            <w:r>
+              <w:rPr>
+                <w:rFonts w:ascii="FangSong_GB2312" w:eastAsia="FangSong_GB2312" w:hAnsi="FangSong_GB2312" w:cs="FangSong_GB2312" w:hint="eastAsia"/>
+                <w:kern w:val="0"/>
+                <w:sz w:val="24"/>
+              </w:rPr>
+              <w:t xml:space="preserve">2. 明确本节核心任务：排除最终技术障碍并完成项目的优雅封装与上线部署。</w:t>
             </w:r>
           </w:p>
           <w:p>
@@ -1539,7 +1519,7 @@
                 <w:kern w:val="0"/>
                 <w:sz w:val="24"/>
               </w:rPr>
-              <w:t xml:space="preserve">【时间安排】约15分钟（0.3理论学时）</w:t>
+              <w:t xml:space="preserve">【时间安排】约10分钟（0.2理论学时）</w:t>
             </w:r>
           </w:p>
           <w:p>
@@ -1683,67 +1663,67 @@
                 <w:kern w:val="0"/>
                 <w:sz w:val="24"/>
               </w:rPr>
-              <w:t xml:space="preserve">1. 授课主线：整合排错三大死亡场景（作用域/Z-index/竞态）、CSS 艺术封装三层法则、静态部署工作流</w:t>
-            </w:r>
-          </w:p>
-          <w:p>
-            <w:pPr>
-              <w:widowControl/>
-              <w:spacing w:line="400" w:lineRule="exact"/>
-              <w:jc w:val="left"/>
-              <w:rPr>
-                <w:rFonts w:ascii="FangSong_GB2312" w:eastAsia="FangSong_GB2312" w:hAnsi="FangSong_GB2312" w:cs="FangSong_GB2312"/>
-                <w:kern w:val="0"/>
-                <w:sz w:val="24"/>
-              </w:rPr>
-            </w:pPr>
-            <w:r>
-              <w:rPr>
-                <w:rFonts w:ascii="FangSong_GB2312" w:eastAsia="FangSong_GB2312" w:hAnsi="FangSong_GB2312" w:cs="FangSong_GB2312" w:hint="eastAsia"/>
-                <w:kern w:val="0"/>
-                <w:sz w:val="24"/>
-              </w:rPr>
-              <w:t xml:space="preserve">2. 知识点拆解：8.1 大音希声：全链路生成、艺术封装与项目上线</w:t>
-            </w:r>
-          </w:p>
-          <w:p>
-            <w:pPr>
-              <w:widowControl/>
-              <w:spacing w:line="400" w:lineRule="exact"/>
-              <w:jc w:val="left"/>
-              <w:rPr>
-                <w:rFonts w:ascii="FangSong_GB2312" w:eastAsia="FangSong_GB2312" w:hAnsi="FangSong_GB2312" w:cs="FangSong_GB2312"/>
-                <w:kern w:val="0"/>
-                <w:sz w:val="24"/>
-              </w:rPr>
-            </w:pPr>
-            <w:r>
-              <w:rPr>
-                <w:rFonts w:ascii="FangSong_GB2312" w:eastAsia="FangSong_GB2312" w:hAnsi="FangSong_GB2312" w:cs="FangSong_GB2312" w:hint="eastAsia"/>
-                <w:kern w:val="0"/>
-                <w:sz w:val="24"/>
-              </w:rPr>
-              <w:t xml:space="preserve">3. 重难点突破：针对“在技术实现与艺术表达之间取得平衡，完成高完成度的综合可视化作品”，采用案例剖析策略。</w:t>
-            </w:r>
-          </w:p>
-          <w:p>
-            <w:pPr>
-              <w:widowControl/>
-              <w:spacing w:line="400" w:lineRule="exact"/>
-              <w:jc w:val="left"/>
-              <w:rPr>
-                <w:rFonts w:ascii="FangSong_GB2312" w:eastAsia="FangSong_GB2312" w:hAnsi="FangSong_GB2312" w:cs="FangSong_GB2312"/>
-                <w:kern w:val="0"/>
-                <w:sz w:val="24"/>
-              </w:rPr>
-            </w:pPr>
-            <w:r>
-              <w:rPr>
-                <w:rFonts w:ascii="FangSong_GB2312" w:eastAsia="FangSong_GB2312" w:hAnsi="FangSong_GB2312" w:cs="FangSong_GB2312" w:hint="eastAsia"/>
-                <w:kern w:val="0"/>
-                <w:sz w:val="24"/>
-              </w:rPr>
-              <w:t xml:space="preserve">4. 支撑目标：回溯《信息可视化设计》理论：在科技狂欢中坚守艺术的直觉表达</w:t>
+              <w:t xml:space="preserve">1. 授课主线：前端整合排错三大死亡场景（作用域/Z-index/竞态）、CSS 艺术封装法则。</w:t>
+            </w:r>
+          </w:p>
+          <w:p>
+            <w:pPr>
+              <w:widowControl/>
+              <w:spacing w:line="400" w:lineRule="exact"/>
+              <w:jc w:val="left"/>
+              <w:rPr>
+                <w:rFonts w:ascii="FangSong_GB2312" w:eastAsia="FangSong_GB2312" w:hAnsi="FangSong_GB2312" w:cs="FangSong_GB2312"/>
+                <w:kern w:val="0"/>
+                <w:sz w:val="24"/>
+              </w:rPr>
+            </w:pPr>
+            <w:r>
+              <w:rPr>
+                <w:rFonts w:ascii="FangSong_GB2312" w:eastAsia="FangSong_GB2312" w:hAnsi="FangSong_GB2312" w:cs="FangSong_GB2312" w:hint="eastAsia"/>
+                <w:kern w:val="0"/>
+                <w:sz w:val="24"/>
+              </w:rPr>
+              <w:t xml:space="preserve">2. 知识点拆解：大音希声：全链路生成、艺术封装与项目上线。</w:t>
+            </w:r>
+          </w:p>
+          <w:p>
+            <w:pPr>
+              <w:widowControl/>
+              <w:spacing w:line="400" w:lineRule="exact"/>
+              <w:jc w:val="left"/>
+              <w:rPr>
+                <w:rFonts w:ascii="FangSong_GB2312" w:eastAsia="FangSong_GB2312" w:hAnsi="FangSong_GB2312" w:cs="FangSong_GB2312"/>
+                <w:kern w:val="0"/>
+                <w:sz w:val="24"/>
+              </w:rPr>
+            </w:pPr>
+            <w:r>
+              <w:rPr>
+                <w:rFonts w:ascii="FangSong_GB2312" w:eastAsia="FangSong_GB2312" w:hAnsi="FangSong_GB2312" w:cs="FangSong_GB2312" w:hint="eastAsia"/>
+                <w:kern w:val="0"/>
+                <w:sz w:val="24"/>
+              </w:rPr>
+              <w:t xml:space="preserve">3. 强化数据清洗赋能：如何在代码冲刺前通过最后一轮数据整洁化（Tidy Data）降低前端逻辑负担。</w:t>
+            </w:r>
+          </w:p>
+          <w:p>
+            <w:pPr>
+              <w:widowControl/>
+              <w:spacing w:line="400" w:lineRule="exact"/>
+              <w:jc w:val="left"/>
+              <w:rPr>
+                <w:rFonts w:ascii="FangSong_GB2312" w:eastAsia="FangSong_GB2312" w:hAnsi="FangSong_GB2312" w:cs="FangSong_GB2312"/>
+                <w:kern w:val="0"/>
+                <w:sz w:val="24"/>
+              </w:rPr>
+            </w:pPr>
+            <w:r>
+              <w:rPr>
+                <w:rFonts w:ascii="FangSong_GB2312" w:eastAsia="FangSong_GB2312" w:hAnsi="FangSong_GB2312" w:cs="FangSong_GB2312" w:hint="eastAsia"/>
+                <w:kern w:val="0"/>
+                <w:sz w:val="24"/>
+              </w:rPr>
+              <w:t xml:space="preserve">4. 支撑目标：回溯理论框架，在科技狂欢中坚守艺术直觉。</w:t>
             </w:r>
           </w:p>
           <w:p>
@@ -1783,7 +1763,7 @@
                 <w:kern w:val="0"/>
                 <w:sz w:val="24"/>
               </w:rPr>
-              <w:t xml:space="preserve">【时间安排】约65分钟（1.5理论学时）</w:t>
+              <w:t xml:space="preserve">【时间安排】约75分钟（1.7理论学时）</w:t>
             </w:r>
           </w:p>
           <w:p>
@@ -1958,51 +1938,51 @@
                 <w:kern w:val="0"/>
                 <w:sz w:val="24"/>
               </w:rPr>
-              <w:t xml:space="preserve">1. 实践任务指导：终极报错排雷 + 艺术封装大改造 + Vercel 部署上线</w:t>
-            </w:r>
-          </w:p>
-          <w:p>
-            <w:pPr>
-              <w:widowControl/>
-              <w:spacing w:line="400" w:lineRule="exact"/>
-              <w:jc w:val="left"/>
-              <w:rPr>
-                <w:rFonts w:ascii="FangSong_GB2312" w:eastAsia="FangSong_GB2312" w:hAnsi="FangSong_GB2312" w:cs="FangSong_GB2312"/>
-                <w:color w:val="000000"/>
-                <w:kern w:val="0"/>
-                <w:sz w:val="24"/>
-              </w:rPr>
-            </w:pPr>
-            <w:r>
-              <w:rPr>
-                <w:rFonts w:ascii="FangSong_GB2312" w:eastAsia="FangSong_GB2312" w:hAnsi="FangSong_GB2312" w:cs="FangSong_GB2312" w:hint="eastAsia"/>
-                <w:color w:val="000000"/>
-                <w:kern w:val="0"/>
-                <w:sz w:val="24"/>
-              </w:rPr>
-              <w:t xml:space="preserve">2. 核心任务目标：完成最终数据艺术项目的全链路部署（GitHub Pages / Vercel 上线），参加 Peer Critique 并提交 Best Final Killer Prompt 分析。</w:t>
-            </w:r>
-          </w:p>
-          <w:p>
-            <w:pPr>
-              <w:widowControl/>
-              <w:spacing w:line="400" w:lineRule="exact"/>
-              <w:jc w:val="left"/>
-              <w:rPr>
-                <w:rFonts w:ascii="FangSong_GB2312" w:eastAsia="FangSong_GB2312" w:hAnsi="FangSong_GB2312" w:cs="FangSong_GB2312"/>
-                <w:color w:val="000000"/>
-                <w:kern w:val="0"/>
-                <w:sz w:val="24"/>
-              </w:rPr>
-            </w:pPr>
-            <w:r>
-              <w:rPr>
-                <w:rFonts w:ascii="FangSong_GB2312" w:eastAsia="FangSong_GB2312" w:hAnsi="FangSong_GB2312" w:cs="FangSong_GB2312" w:hint="eastAsia"/>
-                <w:color w:val="000000"/>
-                <w:kern w:val="0"/>
-                <w:sz w:val="24"/>
-              </w:rPr>
-              <w:t xml:space="preserve">3. 教师巡回指导，及时发现并纠正学生实践中的认知偏差。</w:t>
+              <w:t xml:space="preserve">1. 第一部分：最后的数据清洗与底层 Bug 排查（原路报红抗压训练）。</w:t>
+            </w:r>
+          </w:p>
+          <w:p>
+            <w:pPr>
+              <w:widowControl/>
+              <w:spacing w:line="400" w:lineRule="exact"/>
+              <w:jc w:val="left"/>
+              <w:rPr>
+                <w:rFonts w:ascii="FangSong_GB2312" w:eastAsia="FangSong_GB2312" w:hAnsi="FangSong_GB2312" w:cs="FangSong_GB2312"/>
+                <w:color w:val="000000"/>
+                <w:kern w:val="0"/>
+                <w:sz w:val="24"/>
+              </w:rPr>
+            </w:pPr>
+            <w:r>
+              <w:rPr>
+                <w:rFonts w:ascii="FangSong_GB2312" w:eastAsia="FangSong_GB2312" w:hAnsi="FangSong_GB2312" w:cs="FangSong_GB2312" w:hint="eastAsia"/>
+                <w:color w:val="000000"/>
+                <w:kern w:val="0"/>
+                <w:sz w:val="24"/>
+              </w:rPr>
+              <w:t xml:space="preserve">2. 第二部分：视觉与交互代码精修，赋予作品叙事连贯性。</w:t>
+            </w:r>
+          </w:p>
+          <w:p>
+            <w:pPr>
+              <w:widowControl/>
+              <w:spacing w:line="400" w:lineRule="exact"/>
+              <w:jc w:val="left"/>
+              <w:rPr>
+                <w:rFonts w:ascii="FangSong_GB2312" w:eastAsia="FangSong_GB2312" w:hAnsi="FangSong_GB2312" w:cs="FangSong_GB2312"/>
+                <w:color w:val="000000"/>
+                <w:kern w:val="0"/>
+                <w:sz w:val="24"/>
+              </w:rPr>
+            </w:pPr>
+            <w:r>
+              <w:rPr>
+                <w:rFonts w:ascii="FangSong_GB2312" w:eastAsia="FangSong_GB2312" w:hAnsi="FangSong_GB2312" w:cs="FangSong_GB2312" w:hint="eastAsia"/>
+                <w:color w:val="000000"/>
+                <w:kern w:val="0"/>
+                <w:sz w:val="24"/>
+              </w:rPr>
+              <w:t xml:space="preserve">3. 第三部分：Vercel / GitHub Pages 的正式公网部署实战（不少于 30 分钟专项冲刺）。</w:t>
             </w:r>
           </w:p>
           <w:p>
@@ -2046,7 +2026,7 @@
                 <w:kern w:val="0"/>
                 <w:sz w:val="24"/>
               </w:rPr>
-              <w:t xml:space="preserve">【时间安排】约120分钟（2.7实践学时）</w:t>
+              <w:t xml:space="preserve">【时间安排】约115分钟（2.6实践学时）</w:t>
             </w:r>
           </w:p>
           <w:p>
@@ -2202,73 +2182,51 @@
                 <w:kern w:val="0"/>
                 <w:sz w:val="24"/>
               </w:rPr>
-              <w:t xml:space="preserve">1. 归纳梳理：Peer Critique 与 Best Prompt 洞察大会，课程结业总结</w:t>
-            </w:r>
-          </w:p>
-          <w:p>
-            <w:pPr>
-              <w:widowControl/>
-              <w:spacing w:line="400" w:lineRule="exact"/>
-              <w:jc w:val="left"/>
-              <w:rPr>
-                <w:rFonts w:ascii="FangSong_GB2312" w:eastAsia="FangSong_GB2312" w:hAnsi="FangSong_GB2312" w:cs="FangSong_GB2312"/>
-                <w:color w:val="000000"/>
-                <w:kern w:val="0"/>
-                <w:sz w:val="24"/>
-              </w:rPr>
-            </w:pPr>
-            <w:r>
-              <w:rPr>
-                <w:rFonts w:ascii="FangSong_GB2312" w:eastAsia="FangSong_GB2312" w:hAnsi="FangSong_GB2312" w:cs="FangSong_GB2312" w:hint="eastAsia"/>
-                <w:color w:val="000000"/>
-                <w:kern w:val="0"/>
-                <w:sz w:val="24"/>
-              </w:rPr>
-              <w:t xml:space="preserve">2. 强化记忆：系统性总结本节课核心知识点与技能框架。</w:t>
-            </w:r>
-          </w:p>
-          <w:p>
-            <w:pPr>
-              <w:widowControl/>
-              <w:spacing w:line="400" w:lineRule="exact"/>
-              <w:jc w:val="left"/>
-              <w:rPr>
-                <w:rFonts w:ascii="FangSong_GB2312" w:eastAsia="FangSong_GB2312" w:hAnsi="FangSong_GB2312" w:cs="FangSong_GB2312"/>
-                <w:color w:val="000000"/>
-                <w:kern w:val="0"/>
-                <w:sz w:val="24"/>
-              </w:rPr>
-            </w:pPr>
-            <w:r>
-              <w:rPr>
-                <w:rFonts w:ascii="FangSong_GB2312" w:eastAsia="FangSong_GB2312" w:hAnsi="FangSong_GB2312" w:cs="FangSong_GB2312" w:hint="eastAsia"/>
-                <w:color w:val="000000"/>
-                <w:kern w:val="0"/>
-                <w:sz w:val="24"/>
-              </w:rPr>
-              <w:t xml:space="preserve">3. 布置课后延伸思考与预习任务。</w:t>
-            </w:r>
-          </w:p>
-          <w:p>
-            <w:pPr>
-              <w:widowControl/>
-              <w:spacing w:line="400" w:lineRule="exact"/>
-              <w:jc w:val="left"/>
-              <w:rPr>
-                <w:rFonts w:ascii="FangSong_GB2312" w:eastAsia="FangSong_GB2312" w:hAnsi="FangSong_GB2312" w:cs="FangSong_GB2312"/>
-                <w:color w:val="000000"/>
-                <w:kern w:val="0"/>
-                <w:sz w:val="24"/>
-              </w:rPr>
-            </w:pPr>
-            <w:r>
-              <w:rPr>
-                <w:rFonts w:ascii="FangSong_GB2312" w:eastAsia="FangSong_GB2312" w:hAnsi="FangSong_GB2312" w:cs="FangSong_GB2312" w:hint="eastAsia"/>
-                <w:color w:val="000000"/>
-                <w:kern w:val="0"/>
-                <w:sz w:val="24"/>
-              </w:rPr>
-              <w:t xml:space="preserve">【时间安排】约15分钟（0.3实践学时）</w:t>
+              <w:t xml:space="preserve">1. 归纳梳理：Peer Critique 评述与 Best Killer Prompt 剖析。</w:t>
+            </w:r>
+          </w:p>
+          <w:p>
+            <w:pPr>
+              <w:widowControl/>
+              <w:spacing w:line="400" w:lineRule="exact"/>
+              <w:jc w:val="left"/>
+              <w:rPr>
+                <w:rFonts w:ascii="FangSong_GB2312" w:eastAsia="FangSong_GB2312" w:hAnsi="FangSong_GB2312" w:cs="FangSong_GB2312"/>
+                <w:color w:val="000000"/>
+                <w:kern w:val="0"/>
+                <w:sz w:val="24"/>
+              </w:rPr>
+            </w:pPr>
+            <w:r>
+              <w:rPr>
+                <w:rFonts w:ascii="FangSong_GB2312" w:eastAsia="FangSong_GB2312" w:hAnsi="FangSong_GB2312" w:cs="FangSong_GB2312" w:hint="eastAsia"/>
+                <w:color w:val="000000"/>
+                <w:kern w:val="0"/>
+                <w:sz w:val="24"/>
+              </w:rPr>
+              <w:t xml:space="preserve">2. 课程全盘复盘与结业总结，反思 AI 辅助设计的边界。</w:t>
+            </w:r>
+          </w:p>
+          <w:p>
+            <w:pPr>
+              <w:widowControl/>
+              <w:spacing w:line="400" w:lineRule="exact"/>
+              <w:jc w:val="left"/>
+              <w:rPr>
+                <w:rFonts w:ascii="FangSong_GB2312" w:eastAsia="FangSong_GB2312" w:hAnsi="FangSong_GB2312" w:cs="FangSong_GB2312"/>
+                <w:color w:val="000000"/>
+                <w:kern w:val="0"/>
+                <w:sz w:val="24"/>
+              </w:rPr>
+            </w:pPr>
+            <w:r>
+              <w:rPr>
+                <w:rFonts w:ascii="FangSong_GB2312" w:eastAsia="FangSong_GB2312" w:hAnsi="FangSong_GB2312" w:cs="FangSong_GB2312" w:hint="eastAsia"/>
+                <w:color w:val="000000"/>
+                <w:kern w:val="0"/>
+                <w:sz w:val="24"/>
+              </w:rPr>
+              <w:t xml:space="preserve">【时间安排】约20分钟（0.4实践学时）</w:t>
             </w:r>
           </w:p>
           <w:p>

--- a/信息可视化/Output/教案/教案_第8周_终极冲刺：让不可见的大规模情感被视觉感知.docx
+++ b/信息可视化/Output/教案/教案_第8周_终极冲刺：让不可见的大规模情感被视觉感知.docx
@@ -1242,7 +1242,7 @@
                 <w:kern w:val="0"/>
                 <w:sz w:val="24"/>
               </w:rPr>
-              <w:t xml:space="preserve">【教学组织】【上次课知识回顾】</w:t>
+              <w:t xml:space="preserve">教学组织上次课知识回顾</w:t>
             </w:r>
           </w:p>
           <w:p>
@@ -1302,47 +1302,47 @@
                 <w:kern w:val="0"/>
                 <w:sz w:val="24"/>
               </w:rPr>
-              <w:t xml:space="preserve">【教学方法】理论讲授、全链路排错实操、艺术封装实践、Peer Critique 互评</w:t>
-            </w:r>
-          </w:p>
-          <w:p>
-            <w:pPr>
-              <w:widowControl/>
-              <w:spacing w:line="400" w:lineRule="exact"/>
-              <w:jc w:val="left"/>
-              <w:rPr>
-                <w:rFonts w:ascii="FangSong_GB2312" w:eastAsia="FangSong_GB2312" w:hAnsi="FangSong_GB2312" w:cs="FangSong_GB2312"/>
-                <w:kern w:val="0"/>
-                <w:sz w:val="24"/>
-              </w:rPr>
-            </w:pPr>
-            <w:r>
-              <w:rPr>
-                <w:rFonts w:ascii="FangSong_GB2312" w:eastAsia="FangSong_GB2312" w:hAnsi="FangSong_GB2312" w:cs="FangSong_GB2312" w:hint="eastAsia"/>
-                <w:kern w:val="0"/>
-                <w:sz w:val="24"/>
-              </w:rPr>
-              <w:t xml:space="preserve">【时间安排】约5分钟（0.1理论学时）</w:t>
-            </w:r>
-          </w:p>
-          <w:p>
-            <w:pPr>
-              <w:widowControl/>
-              <w:spacing w:line="400" w:lineRule="exact"/>
-              <w:jc w:val="left"/>
-              <w:rPr>
-                <w:rFonts w:ascii="FangSong_GB2312" w:eastAsia="FangSong_GB2312" w:hAnsi="FangSong_GB2312" w:cs="FangSong_GB2312"/>
-                <w:kern w:val="0"/>
-                <w:sz w:val="24"/>
-              </w:rPr>
-            </w:pPr>
-            <w:r>
-              <w:rPr>
-                <w:rFonts w:ascii="FangSong_GB2312" w:eastAsia="FangSong_GB2312" w:hAnsi="FangSong_GB2312" w:cs="FangSong_GB2312" w:hint="eastAsia"/>
-                <w:kern w:val="0"/>
-                <w:sz w:val="24"/>
-              </w:rPr>
-              <w:t xml:space="preserve">【课堂思考】</w:t>
+              <w:t xml:space="preserve">教学方法理论讲授、全链路排错实操、艺术封装实践、Peer Critique 互评</w:t>
+            </w:r>
+          </w:p>
+          <w:p>
+            <w:pPr>
+              <w:widowControl/>
+              <w:spacing w:line="400" w:lineRule="exact"/>
+              <w:jc w:val="left"/>
+              <w:rPr>
+                <w:rFonts w:ascii="FangSong_GB2312" w:eastAsia="FangSong_GB2312" w:hAnsi="FangSong_GB2312" w:cs="FangSong_GB2312"/>
+                <w:kern w:val="0"/>
+                <w:sz w:val="24"/>
+              </w:rPr>
+            </w:pPr>
+            <w:r>
+              <w:rPr>
+                <w:rFonts w:ascii="FangSong_GB2312" w:eastAsia="FangSong_GB2312" w:hAnsi="FangSong_GB2312" w:cs="FangSong_GB2312" w:hint="eastAsia"/>
+                <w:kern w:val="0"/>
+                <w:sz w:val="24"/>
+              </w:rPr>
+              <w:t xml:space="preserve">时间安排约5分钟（0.1理论学时）</w:t>
+            </w:r>
+          </w:p>
+          <w:p>
+            <w:pPr>
+              <w:widowControl/>
+              <w:spacing w:line="400" w:lineRule="exact"/>
+              <w:jc w:val="left"/>
+              <w:rPr>
+                <w:rFonts w:ascii="FangSong_GB2312" w:eastAsia="FangSong_GB2312" w:hAnsi="FangSong_GB2312" w:cs="FangSong_GB2312"/>
+                <w:kern w:val="0"/>
+                <w:sz w:val="24"/>
+              </w:rPr>
+            </w:pPr>
+            <w:r>
+              <w:rPr>
+                <w:rFonts w:ascii="FangSong_GB2312" w:eastAsia="FangSong_GB2312" w:hAnsi="FangSong_GB2312" w:cs="FangSong_GB2312" w:hint="eastAsia"/>
+                <w:kern w:val="0"/>
+                <w:sz w:val="24"/>
+              </w:rPr>
+              <w:t xml:space="preserve">课堂思考</w:t>
             </w:r>
           </w:p>
         </w:tc>
@@ -1439,7 +1439,7 @@
                 <w:kern w:val="0"/>
                 <w:sz w:val="24"/>
               </w:rPr>
-              <w:t xml:space="preserve">【教学组织】【课程情境导入】</w:t>
+              <w:t xml:space="preserve">教学组织课程情境导入</w:t>
             </w:r>
           </w:p>
           <w:p>
@@ -1499,47 +1499,47 @@
                 <w:kern w:val="0"/>
                 <w:sz w:val="24"/>
               </w:rPr>
-              <w:t xml:space="preserve">【教学方法】理论讲授、全链路排错实操、艺术封装实践、Peer Critique 互评</w:t>
-            </w:r>
-          </w:p>
-          <w:p>
-            <w:pPr>
-              <w:widowControl/>
-              <w:spacing w:line="400" w:lineRule="exact"/>
-              <w:jc w:val="left"/>
-              <w:rPr>
-                <w:rFonts w:ascii="FangSong_GB2312" w:eastAsia="FangSong_GB2312" w:hAnsi="FangSong_GB2312" w:cs="FangSong_GB2312"/>
-                <w:kern w:val="0"/>
-                <w:sz w:val="24"/>
-              </w:rPr>
-            </w:pPr>
-            <w:r>
-              <w:rPr>
-                <w:rFonts w:ascii="FangSong_GB2312" w:eastAsia="FangSong_GB2312" w:hAnsi="FangSong_GB2312" w:cs="FangSong_GB2312" w:hint="eastAsia"/>
-                <w:kern w:val="0"/>
-                <w:sz w:val="24"/>
-              </w:rPr>
-              <w:t xml:space="preserve">【时间安排】约10分钟（0.2理论学时）</w:t>
-            </w:r>
-          </w:p>
-          <w:p>
-            <w:pPr>
-              <w:widowControl/>
-              <w:spacing w:line="400" w:lineRule="exact"/>
-              <w:jc w:val="left"/>
-              <w:rPr>
-                <w:rFonts w:ascii="FangSong_GB2312" w:eastAsia="FangSong_GB2312" w:hAnsi="FangSong_GB2312" w:cs="FangSong_GB2312"/>
-                <w:kern w:val="0"/>
-                <w:sz w:val="24"/>
-              </w:rPr>
-            </w:pPr>
-            <w:r>
-              <w:rPr>
-                <w:rFonts w:ascii="FangSong_GB2312" w:eastAsia="FangSong_GB2312" w:hAnsi="FangSong_GB2312" w:cs="FangSong_GB2312" w:hint="eastAsia"/>
-                <w:kern w:val="0"/>
-                <w:sz w:val="24"/>
-              </w:rPr>
-              <w:t xml:space="preserve">【课堂思考】</w:t>
+              <w:t xml:space="preserve">教学方法理论讲授、全链路排错实操、艺术封装实践、Peer Critique 互评</w:t>
+            </w:r>
+          </w:p>
+          <w:p>
+            <w:pPr>
+              <w:widowControl/>
+              <w:spacing w:line="400" w:lineRule="exact"/>
+              <w:jc w:val="left"/>
+              <w:rPr>
+                <w:rFonts w:ascii="FangSong_GB2312" w:eastAsia="FangSong_GB2312" w:hAnsi="FangSong_GB2312" w:cs="FangSong_GB2312"/>
+                <w:kern w:val="0"/>
+                <w:sz w:val="24"/>
+              </w:rPr>
+            </w:pPr>
+            <w:r>
+              <w:rPr>
+                <w:rFonts w:ascii="FangSong_GB2312" w:eastAsia="FangSong_GB2312" w:hAnsi="FangSong_GB2312" w:cs="FangSong_GB2312" w:hint="eastAsia"/>
+                <w:kern w:val="0"/>
+                <w:sz w:val="24"/>
+              </w:rPr>
+              <w:t xml:space="preserve">时间安排约10分钟（0.2理论学时）</w:t>
+            </w:r>
+          </w:p>
+          <w:p>
+            <w:pPr>
+              <w:widowControl/>
+              <w:spacing w:line="400" w:lineRule="exact"/>
+              <w:jc w:val="left"/>
+              <w:rPr>
+                <w:rFonts w:ascii="FangSong_GB2312" w:eastAsia="FangSong_GB2312" w:hAnsi="FangSong_GB2312" w:cs="FangSong_GB2312"/>
+                <w:kern w:val="0"/>
+                <w:sz w:val="24"/>
+              </w:rPr>
+            </w:pPr>
+            <w:r>
+              <w:rPr>
+                <w:rFonts w:ascii="FangSong_GB2312" w:eastAsia="FangSong_GB2312" w:hAnsi="FangSong_GB2312" w:cs="FangSong_GB2312" w:hint="eastAsia"/>
+                <w:kern w:val="0"/>
+                <w:sz w:val="24"/>
+              </w:rPr>
+              <w:t xml:space="preserve">课堂思考</w:t>
             </w:r>
           </w:p>
         </w:tc>
@@ -1643,7 +1643,7 @@
                 <w:kern w:val="0"/>
                 <w:sz w:val="24"/>
               </w:rPr>
-              <w:t xml:space="preserve">【教学组织】【核心理论与技能解析】</w:t>
+              <w:t xml:space="preserve">教学组织核心理论与技能解析</w:t>
             </w:r>
           </w:p>
           <w:p>
@@ -1743,67 +1743,67 @@
                 <w:kern w:val="0"/>
                 <w:sz w:val="24"/>
               </w:rPr>
-              <w:t xml:space="preserve">【教学方法】理论讲授、全链路排错实操、艺术封装实践、Peer Critique 互评</w:t>
-            </w:r>
-          </w:p>
-          <w:p>
-            <w:pPr>
-              <w:widowControl/>
-              <w:spacing w:line="400" w:lineRule="exact"/>
-              <w:jc w:val="left"/>
-              <w:rPr>
-                <w:rFonts w:ascii="FangSong_GB2312" w:eastAsia="FangSong_GB2312" w:hAnsi="FangSong_GB2312" w:cs="FangSong_GB2312"/>
-                <w:kern w:val="0"/>
-                <w:sz w:val="24"/>
-              </w:rPr>
-            </w:pPr>
-            <w:r>
-              <w:rPr>
-                <w:rFonts w:ascii="FangSong_GB2312" w:eastAsia="FangSong_GB2312" w:hAnsi="FangSong_GB2312" w:cs="FangSong_GB2312" w:hint="eastAsia"/>
-                <w:kern w:val="0"/>
-                <w:sz w:val="24"/>
-              </w:rPr>
-              <w:t xml:space="preserve">【时间安排】约75分钟（1.7理论学时）</w:t>
-            </w:r>
-          </w:p>
-          <w:p>
-            <w:pPr>
-              <w:widowControl/>
-              <w:spacing w:line="400" w:lineRule="exact"/>
-              <w:jc w:val="left"/>
-              <w:rPr>
-                <w:rFonts w:ascii="FangSong_GB2312" w:eastAsia="FangSong_GB2312" w:hAnsi="FangSong_GB2312" w:cs="FangSong_GB2312"/>
-                <w:kern w:val="0"/>
-                <w:sz w:val="24"/>
-              </w:rPr>
-            </w:pPr>
-            <w:r>
-              <w:rPr>
-                <w:rFonts w:ascii="FangSong_GB2312" w:eastAsia="FangSong_GB2312" w:hAnsi="FangSong_GB2312" w:cs="FangSong_GB2312" w:hint="eastAsia"/>
-                <w:kern w:val="0"/>
-                <w:sz w:val="24"/>
-              </w:rPr>
-              <w:t xml:space="preserve">【课堂思考】</w:t>
-            </w:r>
-          </w:p>
-          <w:p>
-            <w:pPr>
-              <w:widowControl/>
-              <w:spacing w:line="400" w:lineRule="exact"/>
-              <w:jc w:val="left"/>
-              <w:rPr>
-                <w:rFonts w:ascii="FangSong_GB2312" w:eastAsia="FangSong_GB2312" w:hAnsi="FangSong_GB2312" w:cs="FangSong_GB2312"/>
-                <w:kern w:val="0"/>
-                <w:sz w:val="24"/>
-              </w:rPr>
-            </w:pPr>
-            <w:r>
-              <w:rPr>
-                <w:rFonts w:ascii="FangSong_GB2312" w:eastAsia="FangSong_GB2312" w:hAnsi="FangSong_GB2312" w:cs="FangSong_GB2312" w:hint="eastAsia"/>
-                <w:kern w:val="0"/>
-                <w:sz w:val="24"/>
-              </w:rPr>
-              <w:t xml:space="preserve">【课程思政融入点】在项目展示与互评中体现专业诚信与知识产权尊重意识</w:t>
+              <w:t xml:space="preserve">教学方法理论讲授、全链路排错实操、艺术封装实践、Peer Critique 互评</w:t>
+            </w:r>
+          </w:p>
+          <w:p>
+            <w:pPr>
+              <w:widowControl/>
+              <w:spacing w:line="400" w:lineRule="exact"/>
+              <w:jc w:val="left"/>
+              <w:rPr>
+                <w:rFonts w:ascii="FangSong_GB2312" w:eastAsia="FangSong_GB2312" w:hAnsi="FangSong_GB2312" w:cs="FangSong_GB2312"/>
+                <w:kern w:val="0"/>
+                <w:sz w:val="24"/>
+              </w:rPr>
+            </w:pPr>
+            <w:r>
+              <w:rPr>
+                <w:rFonts w:ascii="FangSong_GB2312" w:eastAsia="FangSong_GB2312" w:hAnsi="FangSong_GB2312" w:cs="FangSong_GB2312" w:hint="eastAsia"/>
+                <w:kern w:val="0"/>
+                <w:sz w:val="24"/>
+              </w:rPr>
+              <w:t xml:space="preserve">时间安排约75分钟（1.7理论学时）</w:t>
+            </w:r>
+          </w:p>
+          <w:p>
+            <w:pPr>
+              <w:widowControl/>
+              <w:spacing w:line="400" w:lineRule="exact"/>
+              <w:jc w:val="left"/>
+              <w:rPr>
+                <w:rFonts w:ascii="FangSong_GB2312" w:eastAsia="FangSong_GB2312" w:hAnsi="FangSong_GB2312" w:cs="FangSong_GB2312"/>
+                <w:kern w:val="0"/>
+                <w:sz w:val="24"/>
+              </w:rPr>
+            </w:pPr>
+            <w:r>
+              <w:rPr>
+                <w:rFonts w:ascii="FangSong_GB2312" w:eastAsia="FangSong_GB2312" w:hAnsi="FangSong_GB2312" w:cs="FangSong_GB2312" w:hint="eastAsia"/>
+                <w:kern w:val="0"/>
+                <w:sz w:val="24"/>
+              </w:rPr>
+              <w:t xml:space="preserve">课堂思考</w:t>
+            </w:r>
+          </w:p>
+          <w:p>
+            <w:pPr>
+              <w:widowControl/>
+              <w:spacing w:line="400" w:lineRule="exact"/>
+              <w:jc w:val="left"/>
+              <w:rPr>
+                <w:rFonts w:ascii="FangSong_GB2312" w:eastAsia="FangSong_GB2312" w:hAnsi="FangSong_GB2312" w:cs="FangSong_GB2312"/>
+                <w:kern w:val="0"/>
+                <w:sz w:val="24"/>
+              </w:rPr>
+            </w:pPr>
+            <w:r>
+              <w:rPr>
+                <w:rFonts w:ascii="FangSong_GB2312" w:eastAsia="FangSong_GB2312" w:hAnsi="FangSong_GB2312" w:cs="FangSong_GB2312" w:hint="eastAsia"/>
+                <w:kern w:val="0"/>
+                <w:sz w:val="24"/>
+              </w:rPr>
+              <w:t xml:space="preserve">课程思政融入点在项目展示与互评中体现专业诚信与知识产权尊重意识</w:t>
             </w:r>
           </w:p>
         </w:tc>
@@ -1916,7 +1916,7 @@
                 <w:kern w:val="0"/>
                 <w:sz w:val="24"/>
               </w:rPr>
-              <w:t xml:space="preserve">【教学组织】【课堂实践与操作训练】</w:t>
+              <w:t xml:space="preserve">教学组织课堂实践与操作训练</w:t>
             </w:r>
           </w:p>
           <w:p>
@@ -2004,51 +2004,51 @@
                 <w:kern w:val="0"/>
                 <w:sz w:val="24"/>
               </w:rPr>
-              <w:t xml:space="preserve">【教学方法】理论讲授、全链路排错实操、艺术封装实践、Peer Critique 互评</w:t>
-            </w:r>
-          </w:p>
-          <w:p>
-            <w:pPr>
-              <w:widowControl/>
-              <w:spacing w:line="400" w:lineRule="exact"/>
-              <w:jc w:val="left"/>
-              <w:rPr>
-                <w:rFonts w:ascii="FangSong_GB2312" w:eastAsia="FangSong_GB2312" w:hAnsi="FangSong_GB2312" w:cs="FangSong_GB2312"/>
-                <w:color w:val="000000"/>
-                <w:kern w:val="0"/>
-                <w:sz w:val="24"/>
-              </w:rPr>
-            </w:pPr>
-            <w:r>
-              <w:rPr>
-                <w:rFonts w:ascii="FangSong_GB2312" w:eastAsia="FangSong_GB2312" w:hAnsi="FangSong_GB2312" w:cs="FangSong_GB2312" w:hint="eastAsia"/>
-                <w:color w:val="000000"/>
-                <w:kern w:val="0"/>
-                <w:sz w:val="24"/>
-              </w:rPr>
-              <w:t xml:space="preserve">【时间安排】约115分钟（2.6实践学时）</w:t>
-            </w:r>
-          </w:p>
-          <w:p>
-            <w:pPr>
-              <w:widowControl/>
-              <w:spacing w:line="400" w:lineRule="exact"/>
-              <w:jc w:val="left"/>
-              <w:rPr>
-                <w:rFonts w:ascii="FangSong_GB2312" w:eastAsia="FangSong_GB2312" w:hAnsi="FangSong_GB2312" w:cs="FangSong_GB2312"/>
-                <w:color w:val="000000"/>
-                <w:kern w:val="0"/>
-                <w:sz w:val="24"/>
-              </w:rPr>
-            </w:pPr>
-            <w:r>
-              <w:rPr>
-                <w:rFonts w:ascii="FangSong_GB2312" w:eastAsia="FangSong_GB2312" w:hAnsi="FangSong_GB2312" w:cs="FangSong_GB2312" w:hint="eastAsia"/>
-                <w:color w:val="000000"/>
-                <w:kern w:val="0"/>
-                <w:sz w:val="24"/>
-              </w:rPr>
-              <w:t xml:space="preserve">【课堂思考】</w:t>
+              <w:t xml:space="preserve">教学方法理论讲授、全链路排错实操、艺术封装实践、Peer Critique 互评</w:t>
+            </w:r>
+          </w:p>
+          <w:p>
+            <w:pPr>
+              <w:widowControl/>
+              <w:spacing w:line="400" w:lineRule="exact"/>
+              <w:jc w:val="left"/>
+              <w:rPr>
+                <w:rFonts w:ascii="FangSong_GB2312" w:eastAsia="FangSong_GB2312" w:hAnsi="FangSong_GB2312" w:cs="FangSong_GB2312"/>
+                <w:color w:val="000000"/>
+                <w:kern w:val="0"/>
+                <w:sz w:val="24"/>
+              </w:rPr>
+            </w:pPr>
+            <w:r>
+              <w:rPr>
+                <w:rFonts w:ascii="FangSong_GB2312" w:eastAsia="FangSong_GB2312" w:hAnsi="FangSong_GB2312" w:cs="FangSong_GB2312" w:hint="eastAsia"/>
+                <w:color w:val="000000"/>
+                <w:kern w:val="0"/>
+                <w:sz w:val="24"/>
+              </w:rPr>
+              <w:t xml:space="preserve">时间安排约115分钟（2.6实践学时）</w:t>
+            </w:r>
+          </w:p>
+          <w:p>
+            <w:pPr>
+              <w:widowControl/>
+              <w:spacing w:line="400" w:lineRule="exact"/>
+              <w:jc w:val="left"/>
+              <w:rPr>
+                <w:rFonts w:ascii="FangSong_GB2312" w:eastAsia="FangSong_GB2312" w:hAnsi="FangSong_GB2312" w:cs="FangSong_GB2312"/>
+                <w:color w:val="000000"/>
+                <w:kern w:val="0"/>
+                <w:sz w:val="24"/>
+              </w:rPr>
+            </w:pPr>
+            <w:r>
+              <w:rPr>
+                <w:rFonts w:ascii="FangSong_GB2312" w:eastAsia="FangSong_GB2312" w:hAnsi="FangSong_GB2312" w:cs="FangSong_GB2312" w:hint="eastAsia"/>
+                <w:color w:val="000000"/>
+                <w:kern w:val="0"/>
+                <w:sz w:val="24"/>
+              </w:rPr>
+              <w:t xml:space="preserve">课堂思考</w:t>
             </w:r>
           </w:p>
         </w:tc>
@@ -2160,7 +2160,7 @@
                 <w:kern w:val="0"/>
                 <w:sz w:val="24"/>
               </w:rPr>
-              <w:t xml:space="preserve">【教学组织】【知识凝练与教学反思】</w:t>
+              <w:t xml:space="preserve">教学组织知识凝练与教学反思</w:t>
             </w:r>
           </w:p>
           <w:p>
@@ -2226,29 +2226,29 @@
                 <w:kern w:val="0"/>
                 <w:sz w:val="24"/>
               </w:rPr>
-              <w:t xml:space="preserve">【时间安排】约20分钟（0.4实践学时）</w:t>
-            </w:r>
-          </w:p>
-          <w:p>
-            <w:pPr>
-              <w:widowControl/>
-              <w:spacing w:line="400" w:lineRule="exact"/>
-              <w:jc w:val="left"/>
-              <w:rPr>
-                <w:rFonts w:ascii="FangSong_GB2312" w:eastAsia="FangSong_GB2312" w:hAnsi="FangSong_GB2312" w:cs="FangSong_GB2312"/>
-                <w:color w:val="000000"/>
-                <w:kern w:val="0"/>
-                <w:sz w:val="24"/>
-              </w:rPr>
-            </w:pPr>
-            <w:r>
-              <w:rPr>
-                <w:rFonts w:ascii="FangSong_GB2312" w:eastAsia="FangSong_GB2312" w:hAnsi="FangSong_GB2312" w:cs="FangSong_GB2312" w:hint="eastAsia"/>
-                <w:color w:val="000000"/>
-                <w:kern w:val="0"/>
-                <w:sz w:val="24"/>
-              </w:rPr>
-              <w:t xml:space="preserve">【课程回顾与反思】</w:t>
+              <w:t xml:space="preserve">时间安排约20分钟（0.4实践学时）</w:t>
+            </w:r>
+          </w:p>
+          <w:p>
+            <w:pPr>
+              <w:widowControl/>
+              <w:spacing w:line="400" w:lineRule="exact"/>
+              <w:jc w:val="left"/>
+              <w:rPr>
+                <w:rFonts w:ascii="FangSong_GB2312" w:eastAsia="FangSong_GB2312" w:hAnsi="FangSong_GB2312" w:cs="FangSong_GB2312"/>
+                <w:color w:val="000000"/>
+                <w:kern w:val="0"/>
+                <w:sz w:val="24"/>
+              </w:rPr>
+            </w:pPr>
+            <w:r>
+              <w:rPr>
+                <w:rFonts w:ascii="FangSong_GB2312" w:eastAsia="FangSong_GB2312" w:hAnsi="FangSong_GB2312" w:cs="FangSong_GB2312" w:hint="eastAsia"/>
+                <w:color w:val="000000"/>
+                <w:kern w:val="0"/>
+                <w:sz w:val="24"/>
+              </w:rPr>
+              <w:t xml:space="preserve">课程回顾与反思</w:t>
             </w:r>
           </w:p>
         </w:tc>
